--- a/courts/third-circuit/pennsylvania/state/commonwealth-court/motion-brief/usage/OUTPUT-motion-brief.docx
+++ b/courts/third-circuit/pennsylvania/state/commonwealth-court/motion-brief/usage/OUTPUT-motion-brief.docx
@@ -1047,7 +1047,7 @@
         <w:pStyle w:val="BodyText"/>
       </w:pPr>
       <w:r>
-        <w:t xml:space="preserve">7. Separately, the Committee has asserted that social security numbers and driver’s license numbers are “necessary to help identify any duplicate registrations, fake registrations, and any votes resulting from those ineligible registrations.” https://paelectioninvestigation.com/. (printout as of October 11, 2021, attached hereto as Exhibit E). See also https://www.pasenategop.com/​blog/​intergovernmental-operations-committee-announces-new-election-integrity-investigation-website/ (printout as of October 11, 2021, attached hereto as Exhibit E</w:t>
+        <w:t xml:space="preserve">7. Separately, the Committee has asserted that social security numbers and driver’s license numbers are “necessary to help identify any duplicate registrations, fake registrations, and any votes resulting from those ineligible registrations.” https://​paelectioninvestigation.​com/​. (printout as of October 11, 2021, attached hereto as Exhibit E). See also https://​www.​pasenategop.​com/​blog/​intergovernmental-​operations-​committee-​announces-​new-​election-​integrity-​investigation-​website/ (printout as of October 11, 2021, attached hereto as Exhibit E</w:t>
       </w:r>
       <w:r>
         <w:noBreakHyphen/>
@@ -4419,6 +4419,7 @@
     <w:unhideWhenUsed/>
     <w:qFormat/>
     <w:pPr>
+      <w:keepLines/>
       <w:spacing w:before="0" w:after="140" w:line="276" w:lineRule="exact"/>
     </w:pPr>
     <w:rPr>
@@ -4669,6 +4670,33 @@
     <w:pPr>
       <w:spacing w:before="0" w:after="0" w:line="322" w:lineRule="exact"/>
       <w:ind w:left="2160" w:hanging="720"/>
+    </w:pPr>
+  </w:style>
+  <w:style w:type="paragraph" w:customStyle="1" w:styleId="XdQuoteList1">
+    <w:name w:val="Xd Quote List 1"/>
+    <w:basedOn w:val="Normal"/>
+    <w:qFormat/>
+    <w:pPr>
+      <w:spacing w:before="0" w:after="0" w:line="322" w:lineRule="exact"/>
+      <w:ind w:left="1440" w:right="720" w:hanging="720"/>
+    </w:pPr>
+  </w:style>
+  <w:style w:type="paragraph" w:customStyle="1" w:styleId="XdQuoteList2">
+    <w:name w:val="Xd Quote List 2"/>
+    <w:basedOn w:val="Normal"/>
+    <w:qFormat/>
+    <w:pPr>
+      <w:spacing w:before="0" w:after="0" w:line="322" w:lineRule="exact"/>
+      <w:ind w:left="2160" w:right="720" w:hanging="720"/>
+    </w:pPr>
+  </w:style>
+  <w:style w:type="paragraph" w:customStyle="1" w:styleId="XdQuoteList3">
+    <w:name w:val="Xd Quote List 3"/>
+    <w:basedOn w:val="Normal"/>
+    <w:qFormat/>
+    <w:pPr>
+      <w:spacing w:before="0" w:after="0" w:line="322" w:lineRule="exact"/>
+      <w:ind w:left="2880" w:right="720" w:hanging="720"/>
     </w:pPr>
   </w:style>
   <w:style w:type="paragraph" w:customStyle="1" w:styleId="SourceCode">
